--- a/Complex Engineering Problem in FYP.docx
+++ b/Complex Engineering Problem in FYP.docx
@@ -184,14 +184,14 @@
             <w:pPr>
               <w:spacing w:line="360" w:lineRule="auto"/>
             </w:pPr>
-            <w:proofErr w:type="spellStart"/>
-            <w:r>
-              <w:t>CacheFlow</w:t>
-            </w:r>
-            <w:proofErr w:type="spellEnd"/>
-            <w:r>
-              <w:t>: Memory-Aware Expert Scheduling for Efficient Mixture-of-Experts Models</w:t>
-            </w:r>
+            <w:r>
+              <w:t>CacheFlow: Memory-Aware Expert Scheduling for Efficient Mixture-of-Experts Models</w:t>
+            </w:r>
+          </w:p>
+          <w:p>
+            <w:pPr>
+              <w:spacing w:line="360" w:lineRule="auto"/>
+            </w:pPr>
           </w:p>
         </w:tc>
       </w:tr>
@@ -281,15 +281,7 @@
               <w:spacing w:line="360" w:lineRule="auto"/>
             </w:pPr>
             <w:r>
-              <w:t xml:space="preserve">Mir. Md. </w:t>
-            </w:r>
-            <w:proofErr w:type="spellStart"/>
-            <w:r>
-              <w:t>Tarhimul</w:t>
-            </w:r>
-            <w:proofErr w:type="spellEnd"/>
-            <w:r>
-              <w:t xml:space="preserve"> Quader</w:t>
+              <w:t>Mir Md. Tarhimul Quader</w:t>
             </w:r>
           </w:p>
         </w:tc>
@@ -331,15 +323,7 @@
               <w:spacing w:line="360" w:lineRule="auto"/>
             </w:pPr>
             <w:r>
-              <w:t xml:space="preserve">Md. </w:t>
-            </w:r>
-            <w:proofErr w:type="spellStart"/>
-            <w:r>
-              <w:t>Iftaker</w:t>
-            </w:r>
-            <w:proofErr w:type="spellEnd"/>
-            <w:r>
-              <w:t xml:space="preserve"> Ahamed Sayem</w:t>
+              <w:t>Md. Iftaker Ahamed Sayem</w:t>
             </w:r>
           </w:p>
         </w:tc>
@@ -352,10 +336,7 @@
               <w:spacing w:line="360" w:lineRule="auto"/>
             </w:pPr>
             <w:r>
-              <w:t>C22102</w:t>
-            </w:r>
-            <w:r>
-              <w:t>0</w:t>
+              <w:t>C221020</w:t>
             </w:r>
           </w:p>
         </w:tc>
@@ -382,7 +363,6 @@
           <w:p>
             <w:pPr>
               <w:spacing w:line="360" w:lineRule="auto"/>
-              <w:ind w:left="720" w:hanging="720"/>
             </w:pPr>
             <w:r>
               <w:t>Turja Dutta</w:t>
@@ -398,10 +378,7 @@
               <w:spacing w:line="360" w:lineRule="auto"/>
             </w:pPr>
             <w:r>
-              <w:t>C22102</w:t>
-            </w:r>
-            <w:r>
-              <w:t>6</w:t>
+              <w:t>C221026</w:t>
             </w:r>
           </w:p>
         </w:tc>
@@ -445,6 +422,14 @@
     <w:p>
       <w:pPr>
         <w:spacing w:after="0" w:line="240" w:lineRule="auto"/>
+      </w:pPr>
+    </w:p>
+    <w:p>
+      <w:pPr>
+        <w:spacing w:after="0" w:line="240" w:lineRule="auto"/>
+        <w:rPr>
+          <w:b/>
+        </w:rPr>
       </w:pPr>
     </w:p>
     <w:p>
@@ -595,33 +580,19 @@
               <w:rPr>
                 <w:bCs/>
               </w:rPr>
-              <w:t xml:space="preserve">The project required a wide range of skills in a variety of advanced fields: deep learning architectures and transformer-based large language models and Mixture-of-Experts systems and Apple-low memory management and methods of optimizing inference. It was necessary to know how experts are directed and how key-value caches, the impact of quantization and runtime scheduling </w:t>
-            </w:r>
-            <w:r>
-              <w:rPr>
-                <w:bCs/>
-              </w:rPr>
-              <w:t>to</w:t>
-            </w:r>
-            <w:r>
-              <w:rPr>
-                <w:bCs/>
-              </w:rPr>
-              <w:t xml:space="preserve"> address the memory issues of large </w:t>
-            </w:r>
-            <w:proofErr w:type="spellStart"/>
-            <w:r>
-              <w:rPr>
-                <w:bCs/>
-              </w:rPr>
-              <w:t>MoE</w:t>
-            </w:r>
-            <w:proofErr w:type="spellEnd"/>
-            <w:r>
-              <w:rPr>
-                <w:bCs/>
-              </w:rPr>
-              <w:t xml:space="preserve"> models. This represents a significant amount of interdisciplinary experience that is way beyond the common undergraduate courses, which would prove invaluable in addressing the memory-inefficiency problem.</w:t>
+              <w:t xml:space="preserve">This thesis involved an extremely broad range of knowledge in deeply complex areas such as both Transformer-based LLM and Mixture-of-Experts (MoE) model </w:t>
+            </w:r>
+            <w:r>
+              <w:rPr>
+                <w:bCs/>
+              </w:rPr>
+              <w:t>architecture</w:t>
+            </w:r>
+            <w:r>
+              <w:rPr>
+                <w:bCs/>
+              </w:rPr>
+              <w:t>, Operating System-level memory management and control, and low-level GPU hardware mechanisms. Solution development required integrating an understanding of asynchronous PCIe data transfers, allocating pinned (page-locked) CPU memory, disk I/O optimization (Safetensors zero-copy slicing), and parallel computation through CUDA Streams and Events-all of which lie well beyond the scope of standard undergraduate CS curricula.</w:t>
             </w:r>
           </w:p>
         </w:tc>
@@ -671,67 +642,14 @@
               <w:rPr>
                 <w:bCs/>
               </w:rPr>
-              <w:t xml:space="preserve">The test task was to </w:t>
-            </w:r>
-            <w:proofErr w:type="gramStart"/>
-            <w:r>
-              <w:rPr>
-                <w:bCs/>
-              </w:rPr>
-              <w:t>minimalize</w:t>
-            </w:r>
-            <w:proofErr w:type="gramEnd"/>
-            <w:r>
-              <w:rPr>
-                <w:bCs/>
-              </w:rPr>
-              <w:t xml:space="preserve"> the memory consumption of GPUs and maintain inference constant and quick. Eradicating experts of memory may reduce the amount of memory that is </w:t>
-            </w:r>
-            <w:r>
-              <w:rPr>
-                <w:bCs/>
-              </w:rPr>
-              <w:t>used, however,</w:t>
-            </w:r>
-            <w:r>
-              <w:rPr>
-                <w:bCs/>
-              </w:rPr>
-              <w:t xml:space="preserve"> would raise the latency and would render the execution vulnerable. Retaining all specialists would swamp the GPU. </w:t>
-            </w:r>
-            <w:proofErr w:type="spellStart"/>
-            <w:r>
-              <w:rPr>
-                <w:bCs/>
-              </w:rPr>
-              <w:t>CacheFlow</w:t>
-            </w:r>
-            <w:proofErr w:type="spellEnd"/>
-            <w:r>
-              <w:rPr>
-                <w:bCs/>
-              </w:rPr>
-              <w:t xml:space="preserve"> eases this tension with </w:t>
-            </w:r>
-            <w:proofErr w:type="gramStart"/>
-            <w:r>
-              <w:rPr>
-                <w:bCs/>
-              </w:rPr>
-              <w:t>an</w:t>
-            </w:r>
-            <w:proofErr w:type="gramEnd"/>
-            <w:r>
-              <w:rPr>
-                <w:bCs/>
-              </w:rPr>
-              <w:t xml:space="preserve"> addition of a priority-based scheduler, which balances the memory constraints of the performance requirements</w:t>
-            </w:r>
-            <w:r>
-              <w:rPr>
-                <w:bCs/>
-              </w:rPr>
-              <w:t>.</w:t>
+              <w:t>The research solved a critical multi-dimensional trade-off between minimal GPU VRAM usage and bounded inference latency degradation. Simply loading all experts to disk causes dramatic sequential pipeline stalls, whereas all experts in VRAM causes inevitable Out-Of-Memory (OOM) conditions. CacheFlow managed to navigate this boundary by implementing a Pareto-</w:t>
+            </w:r>
+            <w:r>
+              <w:rPr>
+                <w:bCs/>
+              </w:rPr>
+              <w:lastRenderedPageBreak/>
+              <w:t>optimal curve through asynchronous disk I/O, pinned staging memory, and GPU compute.</w:t>
             </w:r>
           </w:p>
         </w:tc>
@@ -818,45 +736,31 @@
               <w:rPr>
                 <w:bCs/>
               </w:rPr>
-              <w:t xml:space="preserve">No existing solution </w:t>
-            </w:r>
-            <w:r>
-              <w:rPr>
-                <w:bCs/>
-              </w:rPr>
-              <w:t>was developed</w:t>
-            </w:r>
-            <w:r>
-              <w:rPr>
-                <w:bCs/>
-              </w:rPr>
-              <w:t xml:space="preserve"> to execute big </w:t>
-            </w:r>
-            <w:proofErr w:type="spellStart"/>
-            <w:r>
-              <w:rPr>
-                <w:bCs/>
-              </w:rPr>
-              <w:t>MoE</w:t>
-            </w:r>
-            <w:proofErr w:type="spellEnd"/>
-            <w:r>
-              <w:rPr>
-                <w:bCs/>
-              </w:rPr>
-              <w:t xml:space="preserve"> models on hardware with a small memory. The issue involved submerging into the understanding of accessing experts, beings schedule decision influenced, and locality of cache. Its solution was to write a custom scheduling algorithm and insert it in the execution path of the model, as opposed to using a general </w:t>
-            </w:r>
-            <w:r>
-              <w:rPr>
-                <w:bCs/>
-              </w:rPr>
-              <w:t>optimization</w:t>
-            </w:r>
-            <w:r>
-              <w:rPr>
-                <w:bCs/>
-              </w:rPr>
-              <w:t>.</w:t>
+              <w:t xml:space="preserve">This represented a </w:t>
+            </w:r>
+            <w:r>
+              <w:rPr>
+                <w:bCs/>
+              </w:rPr>
+              <w:t>significant</w:t>
+            </w:r>
+            <w:r>
+              <w:rPr>
+                <w:bCs/>
+              </w:rPr>
+              <w:t xml:space="preserve"> non-trivial challenge; there were no "off-the-shelf" solutions for pipelined, asynchronous MoE inference on a single GPU, as typical MoE architectures are inherently synchronous (DeepSpeed MoE) or carry extreme synchronous latencies (MoE-Infinity). In-depth analysis of the execution path, injection of asynchronous data prefetchers, and construction of a custom ExpertCache with intra-batch freezing logic were required to avoid race conditions and</w:t>
+            </w:r>
+            <w:r>
+              <w:rPr>
+                <w:bCs/>
+              </w:rPr>
+              <w:t xml:space="preserve"> </w:t>
+            </w:r>
+            <w:r>
+              <w:rPr>
+                <w:bCs/>
+              </w:rPr>
+              <w:t>deadlocks.</w:t>
             </w:r>
           </w:p>
         </w:tc>
@@ -930,7 +834,7 @@
               <w:rPr>
                 <w:bCs/>
               </w:rPr>
-              <w:t>The control of expert memory during inference time is an uncommon and novel issue, particularly in undergraduates. Current models presuppose that all professionals remain resident and do not pay attention to eviction or dynamic scheduling. These were unusual challenges that were encountered by the project in the design of a new middleware-based approach.</w:t>
+              <w:t>The project tackled extremely complex and relatively uncommon systems-engineering challenges. Orchestration of parallel Disk-&gt;RAM-&gt;GPU data pipelines and asynchronous PCIe data transfer mechanisms were key design problems, as were dealing with the race conditions necessary to prevent the cache evicting an expert being processed in the forward pass by an in-batch query-tasks which are difficult to encounter outside of extremely advanced industrial R&amp;D environments.</w:t>
             </w:r>
           </w:p>
         </w:tc>
@@ -980,7 +884,31 @@
               <w:rPr>
                 <w:bCs/>
               </w:rPr>
-              <w:t>The work was required to be based on several standards and best practices: the principles of design of deep learning, strong software engineering, limitations of the use of GPUs, and research ethics. Although there was no formal code applied, the project followed the usual practices in machine-learning research and reproducible experiments.</w:t>
+              <w:t xml:space="preserve">Following </w:t>
+            </w:r>
+            <w:r>
+              <w:rPr>
+                <w:bCs/>
+              </w:rPr>
+              <w:t>rigorous</w:t>
+            </w:r>
+            <w:r>
+              <w:rPr>
+                <w:bCs/>
+              </w:rPr>
+              <w:t xml:space="preserve"> software engineering and machine learning methodology was essential for building the system.</w:t>
+            </w:r>
+            <w:r>
+              <w:rPr>
+                <w:bCs/>
+              </w:rPr>
+              <w:t xml:space="preserve"> </w:t>
+            </w:r>
+            <w:r>
+              <w:rPr>
+                <w:bCs/>
+              </w:rPr>
+              <w:t>Object-oriented design with clear module separation was used, and adherence to the PyTorch API was enforced throughout. Safe CUDA memory management techniques to avoid memory leaks, and strict adherence to standard ML evaluation practices (e.g. Floating-point tolerances) were enforced.</w:t>
             </w:r>
           </w:p>
         </w:tc>
@@ -1030,49 +958,19 @@
               <w:rPr>
                 <w:bCs/>
               </w:rPr>
-              <w:t xml:space="preserve">Various stakeholders did not fully agree with what they wanted: researchers desired to be able to run large models, developers were interested in the ability to deploy on relatively small hardware, institutions were interested in affordable </w:t>
-            </w:r>
-            <w:proofErr w:type="gramStart"/>
-            <w:r>
-              <w:rPr>
-                <w:bCs/>
-              </w:rPr>
-              <w:t>compute</w:t>
-            </w:r>
-            <w:proofErr w:type="gramEnd"/>
-            <w:r>
-              <w:rPr>
-                <w:bCs/>
-              </w:rPr>
-              <w:t xml:space="preserve">. </w:t>
-            </w:r>
-            <w:proofErr w:type="spellStart"/>
-            <w:r>
-              <w:rPr>
-                <w:bCs/>
-              </w:rPr>
-              <w:t>CacheFlow</w:t>
-            </w:r>
-            <w:proofErr w:type="spellEnd"/>
-            <w:r>
-              <w:rPr>
-                <w:bCs/>
-              </w:rPr>
-              <w:t xml:space="preserve"> addresses these requirements by allowing large </w:t>
-            </w:r>
-            <w:proofErr w:type="spellStart"/>
-            <w:r>
-              <w:rPr>
-                <w:bCs/>
-              </w:rPr>
-              <w:t>MoE</w:t>
-            </w:r>
-            <w:proofErr w:type="spellEnd"/>
-            <w:r>
-              <w:rPr>
-                <w:bCs/>
-              </w:rPr>
-              <w:t xml:space="preserve"> models to be executed on the consumer- grade GPUs with no special infrastructure.</w:t>
+              <w:t xml:space="preserve">The work successfully satisfied the needs of a wide variety of stakeholders: the AI community requires running the newest large 60+ expert models, while hardware developers must deploy on affordably priced, available consumer-grade hardware, and institutions must find the lowest </w:t>
+            </w:r>
+            <w:r>
+              <w:rPr>
+                <w:bCs/>
+              </w:rPr>
+              <w:t>computing</w:t>
+            </w:r>
+            <w:r>
+              <w:rPr>
+                <w:bCs/>
+              </w:rPr>
+              <w:t xml:space="preserve"> costs. CacheFlow meets all three by deploying state-of-the-art, enormous models on commonplace hardware (e.g. RTX 3060 12GB).</w:t>
             </w:r>
           </w:p>
         </w:tc>
@@ -1122,35 +1020,7 @@
               <w:rPr>
                 <w:bCs/>
               </w:rPr>
-              <w:t xml:space="preserve">Components of the system are well-connected. The scheduling of experts affects </w:t>
-            </w:r>
-            <w:proofErr w:type="gramStart"/>
-            <w:r>
-              <w:rPr>
-                <w:bCs/>
-              </w:rPr>
-              <w:t>the memory</w:t>
-            </w:r>
-            <w:proofErr w:type="gramEnd"/>
-            <w:r>
-              <w:rPr>
-                <w:bCs/>
-              </w:rPr>
-              <w:t xml:space="preserve"> usage, latency, cache </w:t>
-            </w:r>
-            <w:proofErr w:type="spellStart"/>
-            <w:r>
-              <w:rPr>
-                <w:bCs/>
-              </w:rPr>
-              <w:t>behaviour</w:t>
-            </w:r>
-            <w:proofErr w:type="spellEnd"/>
-            <w:r>
-              <w:rPr>
-                <w:bCs/>
-              </w:rPr>
-              <w:t>, and accuracy directly. When one of the elements, e.g. expert capacity, is changed, the dynamics of the entire system change so one must be very careful in coordinating and designing the whole system.</w:t>
+              <w:t>Each part of the architectural system was heavily reliant on others. Variables such as the allocation of the staging buffer S, the GPU cache size C, the data transfer throughput on PCIe, and the entropy of the routing information were all interconnected. By changing C, a non-linear change to system throughput, latency, and maximal VRAM usage was produced by raising the GPU cache hit rate and thus the number of asynchronous disk fetches.</w:t>
             </w:r>
           </w:p>
         </w:tc>
@@ -1168,10 +1038,51 @@
           <w:b/>
         </w:rPr>
       </w:pPr>
-      <w:r>
-        <w:rPr>
-          <w:b/>
-        </w:rPr>
+    </w:p>
+    <w:p>
+      <w:pPr>
+        <w:spacing w:after="0" w:line="240" w:lineRule="auto"/>
+        <w:rPr>
+          <w:b/>
+        </w:rPr>
+      </w:pPr>
+    </w:p>
+    <w:p>
+      <w:pPr>
+        <w:spacing w:after="0" w:line="240" w:lineRule="auto"/>
+        <w:rPr>
+          <w:b/>
+        </w:rPr>
+      </w:pPr>
+    </w:p>
+    <w:p>
+      <w:pPr>
+        <w:spacing w:after="0" w:line="240" w:lineRule="auto"/>
+        <w:rPr>
+          <w:b/>
+        </w:rPr>
+      </w:pPr>
+    </w:p>
+    <w:p>
+      <w:pPr>
+        <w:spacing w:after="0" w:line="240" w:lineRule="auto"/>
+        <w:rPr>
+          <w:b/>
+        </w:rPr>
+      </w:pPr>
+    </w:p>
+    <w:p>
+      <w:pPr>
+        <w:spacing w:after="0" w:line="240" w:lineRule="auto"/>
+        <w:rPr>
+          <w:b/>
+        </w:rPr>
+      </w:pPr>
+      <w:r>
+        <w:rPr>
+          <w:b/>
+        </w:rPr>
+        <w:lastRenderedPageBreak/>
         <w:t xml:space="preserve">Which attributes </w:t>
       </w:r>
       <w:r>
@@ -1283,50 +1194,19 @@
           </w:tcPr>
           <w:p>
             <w:r>
-              <w:t>T</w:t>
-            </w:r>
-            <w:r>
-              <w:t xml:space="preserve">he project also </w:t>
-            </w:r>
-            <w:r>
-              <w:t>utilized</w:t>
-            </w:r>
-            <w:r>
-              <w:t xml:space="preserve"> multiple sources of resources: GPUs, </w:t>
-            </w:r>
-            <w:proofErr w:type="spellStart"/>
-            <w:r>
-              <w:t>PyTorch</w:t>
-            </w:r>
-            <w:proofErr w:type="spellEnd"/>
-            <w:r>
-              <w:t xml:space="preserve">, </w:t>
-            </w:r>
-            <w:r>
-              <w:t>quantization</w:t>
-            </w:r>
-            <w:r>
-              <w:t xml:space="preserve"> libraries, </w:t>
-            </w:r>
-            <w:r>
-              <w:t>academic and industry grade</w:t>
-            </w:r>
-            <w:r>
-              <w:t xml:space="preserve"> papers</w:t>
-            </w:r>
-            <w:r>
-              <w:t>.</w:t>
-            </w:r>
-            <w:r>
-              <w:t xml:space="preserve"> The combination of these various aspects was central to the development and testing of </w:t>
-            </w:r>
-            <w:proofErr w:type="spellStart"/>
-            <w:r>
-              <w:t>CacheFlow</w:t>
-            </w:r>
-            <w:proofErr w:type="spellEnd"/>
-            <w:r>
-              <w:t>.</w:t>
+              <w:t>The research synthesized several niche resources: many distinct kinds of NVIDIA GPU (T4, H100), the low-level PyTorch CUDA API</w:t>
+            </w:r>
+            <w:r>
+              <w:t>s</w:t>
+            </w:r>
+            <w:r>
+              <w:t xml:space="preserve"> (torch.cuda.Streams, torch.cuda.Events), a fast</w:t>
+            </w:r>
+            <w:r>
+              <w:t xml:space="preserve"> </w:t>
+            </w:r>
+            <w:r>
+              <w:t>disk slicing library (Safetensors), the Hugging Face transformers library for the core architectural components of MoE LLMs, and state-of-the-art literature pertaining to MoE LLM memory optimization techniques.</w:t>
             </w:r>
           </w:p>
         </w:tc>
@@ -1356,23 +1236,7 @@
           </w:tcPr>
           <w:p>
             <w:r>
-              <w:t xml:space="preserve">The team approached the supervisor and each other closely </w:t>
-            </w:r>
-            <w:proofErr w:type="gramStart"/>
-            <w:r>
-              <w:t>in order to</w:t>
-            </w:r>
-            <w:proofErr w:type="gramEnd"/>
-            <w:r>
-              <w:t xml:space="preserve"> design the system, overcome implementation challenges, and analyze findings. The scheduler had to be </w:t>
-            </w:r>
-            <w:proofErr w:type="gramStart"/>
-            <w:r>
-              <w:t>refined</w:t>
-            </w:r>
-            <w:proofErr w:type="gramEnd"/>
-            <w:r>
-              <w:t xml:space="preserve"> and findings checked through continuous discussion and coordination.</w:t>
+              <w:t>Constant team coordination and intensive discussion with the supervisor were crucial for architecting the 3-tier design, debugging complex asynchronous race conditions and for evaluating detailed, multi-dimensional performance metrics. The extensive use of high-level technical communication was instrumental in confirming numerical accuracy of the model transformations and analyzing the multi-dimensional plots produced.</w:t>
             </w:r>
           </w:p>
         </w:tc>
@@ -1392,7 +1256,6 @@
               <w:rPr>
                 <w:b/>
               </w:rPr>
-              <w:lastRenderedPageBreak/>
               <w:t>A3: Innovation</w:t>
             </w:r>
           </w:p>
@@ -1403,21 +1266,7 @@
           </w:tcPr>
           <w:p>
             <w:r>
-              <w:t xml:space="preserve">It presented a priority based expert scheduler that dynamically controls expert residency </w:t>
-            </w:r>
-            <w:r>
-              <w:t>during</w:t>
-            </w:r>
-            <w:r>
-              <w:t xml:space="preserve"> inference. The re-engineering of the </w:t>
-            </w:r>
-            <w:proofErr w:type="spellStart"/>
-            <w:r>
-              <w:t>MoE</w:t>
-            </w:r>
-            <w:proofErr w:type="spellEnd"/>
-            <w:r>
-              <w:t xml:space="preserve"> architecture to add the scheduling logic represents an imaginative approach to using tools other than the regular ones.</w:t>
+              <w:t>This project's innovation lies in its unique three-tier, Disk -&gt; Pinned RAM -&gt; GPU VRAM memory architecture with asynchronous data prefetching and an LRU intra-batch freezing policy. Modifying off-the-shelf expert modules and the associated infrastructure to natively implement asynchronous I/O, while fundamentally maintaining the original underlying model structure is a very novel and elegant engineering feat.</w:t>
             </w:r>
           </w:p>
         </w:tc>
@@ -1447,23 +1296,13 @@
           </w:tcPr>
           <w:p>
             <w:r>
-              <w:t xml:space="preserve">The project reduces </w:t>
-            </w:r>
-            <w:proofErr w:type="gramStart"/>
-            <w:r>
-              <w:t>the computational cost</w:t>
-            </w:r>
-            <w:proofErr w:type="gramEnd"/>
-            <w:r>
-              <w:t xml:space="preserve"> and energy consumption by using large language models which can be efficiently executed by devices with limited access to resources. This facilitates greener deployments of AI especially where the infrastructure is minimal.</w:t>
-            </w:r>
-          </w:p>
+              <w:t>The research democratized the deployment of massive MoE models onto affordable, common consumer hardware-away from energy-intensive, expensive cloud computing clusters. In doing so, it promotes greener and more sustainable AI research and development while granting access to cutting-edge LLMs for researchers lacking institutional resources.</w:t>
+            </w:r>
+          </w:p>
+          <w:p/>
         </w:tc>
       </w:tr>
       <w:tr>
-        <w:trPr>
-          <w:trHeight w:val="755"/>
-        </w:trPr>
         <w:tc>
           <w:tcPr>
             <w:tcW w:w="2425" w:type="dxa"/>
@@ -1488,44 +1327,7 @@
           </w:tcPr>
           <w:p>
             <w:r>
-              <w:t xml:space="preserve">The activities were new and not repeated: coming up with a </w:t>
-            </w:r>
-            <w:r>
-              <w:t>custom expert</w:t>
-            </w:r>
-            <w:r>
-              <w:t xml:space="preserve"> scheduler, re-engineering </w:t>
-            </w:r>
-            <w:proofErr w:type="gramStart"/>
-            <w:r>
-              <w:t>a complicated</w:t>
-            </w:r>
-            <w:proofErr w:type="gramEnd"/>
-            <w:r>
-              <w:t xml:space="preserve"> </w:t>
-            </w:r>
-            <w:r>
-              <w:t>neural architecture</w:t>
-            </w:r>
-            <w:r>
-              <w:t xml:space="preserve">, and </w:t>
-            </w:r>
-            <w:r>
-              <w:t xml:space="preserve">analyzing </w:t>
-            </w:r>
-            <w:r>
-              <w:t xml:space="preserve">system </w:t>
-            </w:r>
-            <w:proofErr w:type="spellStart"/>
-            <w:r>
-              <w:t>behaviour</w:t>
-            </w:r>
-            <w:proofErr w:type="spellEnd"/>
-            <w:r>
-              <w:t xml:space="preserve"> in severe memory bounds.</w:t>
-            </w:r>
-            <w:r>
-              <w:t xml:space="preserve"> This required learnings far beyond typical coursework.</w:t>
+              <w:t>None of the system engineering actions taken had been performed by the team before. The core novelty and difficulty lay in engineering a custom asynchronous memory controller that intercepting data transfers with low-level CUDA events, building safeguards into the cache eviction policy to prevent concurrent data access during execution on the GPU, all of which involved significant self-directed study of system fundamentals.</w:t>
             </w:r>
           </w:p>
         </w:tc>
@@ -1540,7 +1342,7 @@
       <w:pPr>
         <w:spacing w:after="0" w:line="240" w:lineRule="auto"/>
         <w:rPr>
-          <w:bCs/>
+          <w:b/>
         </w:rPr>
       </w:pPr>
       <w:r>
@@ -1561,63 +1363,18 @@
         </w:rPr>
         <w:t>:</w:t>
       </w:r>
-      <w:r>
-        <w:rPr>
-          <w:b/>
-        </w:rPr>
-        <w:t xml:space="preserve"> </w:t>
-      </w:r>
-      <w:r>
-        <w:rPr>
-          <w:bCs/>
-        </w:rPr>
-        <w:t>T</w:t>
-      </w:r>
-      <w:r>
-        <w:rPr>
-          <w:bCs/>
-        </w:rPr>
-        <w:t xml:space="preserve">he project is a success in addressing a challenging engineering issue, which incorporates sophisticated analysis, competing constraints, innovation, and system-level design. </w:t>
-      </w:r>
-      <w:proofErr w:type="spellStart"/>
-      <w:r>
-        <w:rPr>
-          <w:bCs/>
-        </w:rPr>
-        <w:t>CacheFlow</w:t>
-      </w:r>
-      <w:proofErr w:type="spellEnd"/>
-      <w:r>
-        <w:rPr>
-          <w:bCs/>
-        </w:rPr>
-        <w:t xml:space="preserve"> demonstrates that Mixture-of-Experts models can be efficiently implemented on a low-memory usage device through the implementation of dynamic expert scheduling. It meets most of the demands of complicated engineering </w:t>
-      </w:r>
-      <w:proofErr w:type="gramStart"/>
-      <w:r>
-        <w:rPr>
-          <w:bCs/>
-        </w:rPr>
-        <w:t>project</w:t>
-      </w:r>
-      <w:proofErr w:type="gramEnd"/>
-      <w:r>
-        <w:rPr>
-          <w:bCs/>
-        </w:rPr>
-        <w:t xml:space="preserve"> and is a great accomplishment of an undergraduate level of work</w:t>
-      </w:r>
-      <w:r>
-        <w:rPr>
-          <w:bCs/>
-        </w:rPr>
-        <w:t>.</w:t>
-      </w:r>
-    </w:p>
-    <w:p>
-      <w:pPr>
-        <w:spacing w:after="0" w:line="240" w:lineRule="auto"/>
-      </w:pPr>
+    </w:p>
+    <w:p>
+      <w:pPr>
+        <w:spacing w:after="0" w:line="240" w:lineRule="auto"/>
+      </w:pPr>
+      <w:r>
+        <w:t xml:space="preserve">This thesis fully resolves an extremely challenging engineering problem involving complex architectural design, conflicting constraints and a system-wide innovation. The work on CacheFlow confirms that a Mixture-of-Experts models' memory bottleneck may be successfully alleviated by an asynchronous three-level memory hierarchy. While only a 5-9 fold decrease inpeak GPU VRAM is obtained(e.g. 988 MB when C=1), it does so without </w:t>
+      </w:r>
+      <w:r>
+        <w:lastRenderedPageBreak/>
+        <w:t>compromising the correctness of computations through the intra-batch freezing, thereby satisfying all requirements of the Complex Engineering Problem and thus representing an outstanding, highly precise scientific achievement.</w:t>
+      </w:r>
     </w:p>
     <w:p>
       <w:pPr>
